--- a/backend/documentation.docx
+++ b/backend/documentation.docx
@@ -3348,15 +3348,7 @@
               <w:rPr>
                 <w:rFonts w:ascii="Times New Roman" w:hAnsi="Times New Roman" w:cs="Times New Roman"/>
               </w:rPr>
-              <w:t xml:space="preserve"> "The requested informa</w:t>
-            </w:r>
-            <w:bookmarkStart w:id="0" w:name="_GoBack"/>
-            <w:bookmarkEnd w:id="0"/>
-            <w:r>
-              <w:rPr>
-                <w:rFonts w:ascii="Times New Roman" w:hAnsi="Times New Roman" w:cs="Times New Roman"/>
-              </w:rPr>
-              <w:t>tion is not available in the provided legal documents."</w:t>
+              <w:t xml:space="preserve"> "The requested information is not available in the provided legal documents."</w:t>
             </w:r>
           </w:p>
           <w:p>
@@ -4015,6 +4007,152 @@
                 <w:rFonts w:ascii="Times New Roman" w:hAnsi="Times New Roman" w:cs="Times New Roman"/>
               </w:rPr>
             </w:pPr>
+          </w:p>
+        </w:tc>
+      </w:tr>
+      <w:tr>
+        <w:tc>
+          <w:tcPr>
+            <w:tcW w:w="9016" w:type="dxa"/>
+          </w:tcPr>
+          <w:p>
+            <w:pPr>
+              <w:spacing w:line="360" w:lineRule="auto"/>
+              <w:rPr>
+                <w:rFonts w:ascii="Times New Roman" w:hAnsi="Times New Roman" w:cs="Times New Roman"/>
+              </w:rPr>
+            </w:pPr>
+          </w:p>
+        </w:tc>
+      </w:tr>
+      <w:tr>
+        <w:tc>
+          <w:tcPr>
+            <w:tcW w:w="9016" w:type="dxa"/>
+          </w:tcPr>
+          <w:p>
+            <w:pPr>
+              <w:pStyle w:val="ListParagraph"/>
+              <w:numPr>
+                <w:ilvl w:val="0"/>
+                <w:numId w:val="25"/>
+              </w:numPr>
+              <w:spacing w:line="360" w:lineRule="auto"/>
+              <w:rPr>
+                <w:rFonts w:ascii="Times New Roman" w:hAnsi="Times New Roman" w:cs="Times New Roman"/>
+              </w:rPr>
+            </w:pPr>
+            <w:r>
+              <w:rPr>
+                <w:rFonts w:ascii="Times New Roman" w:hAnsi="Times New Roman" w:cs="Times New Roman"/>
+              </w:rPr>
+              <w:t>Test document intake</w:t>
+            </w:r>
+          </w:p>
+          <w:p>
+            <w:pPr>
+              <w:pStyle w:val="ListParagraph"/>
+              <w:numPr>
+                <w:ilvl w:val="0"/>
+                <w:numId w:val="25"/>
+              </w:numPr>
+              <w:spacing w:line="360" w:lineRule="auto"/>
+              <w:rPr>
+                <w:rFonts w:ascii="Times New Roman" w:hAnsi="Times New Roman" w:cs="Times New Roman"/>
+              </w:rPr>
+            </w:pPr>
+            <w:r>
+              <w:rPr>
+                <w:rFonts w:ascii="Times New Roman" w:hAnsi="Times New Roman" w:cs="Times New Roman"/>
+              </w:rPr>
+              <w:t>Test chunking storage</w:t>
+            </w:r>
+          </w:p>
+          <w:p>
+            <w:pPr>
+              <w:pStyle w:val="ListParagraph"/>
+              <w:numPr>
+                <w:ilvl w:val="0"/>
+                <w:numId w:val="25"/>
+              </w:numPr>
+              <w:spacing w:line="360" w:lineRule="auto"/>
+              <w:rPr>
+                <w:rFonts w:ascii="Times New Roman" w:hAnsi="Times New Roman" w:cs="Times New Roman"/>
+              </w:rPr>
+            </w:pPr>
+            <w:r>
+              <w:rPr>
+                <w:rFonts w:ascii="Times New Roman" w:hAnsi="Times New Roman" w:cs="Times New Roman"/>
+              </w:rPr>
+              <w:t>Test query processing</w:t>
+            </w:r>
+            <w:bookmarkStart w:id="0" w:name="_GoBack"/>
+            <w:bookmarkEnd w:id="0"/>
+          </w:p>
+          <w:p>
+            <w:pPr>
+              <w:pStyle w:val="ListParagraph"/>
+              <w:numPr>
+                <w:ilvl w:val="0"/>
+                <w:numId w:val="25"/>
+              </w:numPr>
+              <w:spacing w:line="360" w:lineRule="auto"/>
+              <w:rPr>
+                <w:rFonts w:ascii="Times New Roman" w:hAnsi="Times New Roman" w:cs="Times New Roman"/>
+              </w:rPr>
+            </w:pPr>
+            <w:r>
+              <w:rPr>
+                <w:rFonts w:ascii="Times New Roman" w:hAnsi="Times New Roman" w:cs="Times New Roman"/>
+              </w:rPr>
+              <w:t xml:space="preserve">Build basic </w:t>
+            </w:r>
+            <w:proofErr w:type="spellStart"/>
+            <w:r>
+              <w:rPr>
+                <w:rFonts w:ascii="Times New Roman" w:hAnsi="Times New Roman" w:cs="Times New Roman"/>
+              </w:rPr>
+              <w:t>ui</w:t>
+            </w:r>
+            <w:proofErr w:type="spellEnd"/>
+          </w:p>
+          <w:p>
+            <w:pPr>
+              <w:pStyle w:val="ListParagraph"/>
+              <w:numPr>
+                <w:ilvl w:val="0"/>
+                <w:numId w:val="25"/>
+              </w:numPr>
+              <w:spacing w:line="360" w:lineRule="auto"/>
+              <w:rPr>
+                <w:rFonts w:ascii="Times New Roman" w:hAnsi="Times New Roman" w:cs="Times New Roman"/>
+              </w:rPr>
+            </w:pPr>
+            <w:r>
+              <w:rPr>
+                <w:rFonts w:ascii="Times New Roman" w:hAnsi="Times New Roman" w:cs="Times New Roman"/>
+              </w:rPr>
+              <w:t>Deploy</w:t>
+            </w:r>
+          </w:p>
+          <w:p>
+            <w:pPr>
+              <w:pStyle w:val="ListParagraph"/>
+              <w:numPr>
+                <w:ilvl w:val="0"/>
+                <w:numId w:val="25"/>
+              </w:numPr>
+              <w:spacing w:line="360" w:lineRule="auto"/>
+              <w:rPr>
+                <w:rFonts w:ascii="Times New Roman" w:hAnsi="Times New Roman" w:cs="Times New Roman"/>
+              </w:rPr>
+            </w:pPr>
+            <w:r>
+              <w:rPr>
+                <w:rFonts w:ascii="Times New Roman" w:hAnsi="Times New Roman" w:cs="Times New Roman"/>
+              </w:rPr>
+              <w:t>Improve UI</w:t>
+            </w:r>
           </w:p>
         </w:tc>
       </w:tr>
@@ -5625,6 +5763,95 @@
     </w:lvl>
   </w:abstractNum>
   <w:abstractNum w:abstractNumId="10" w15:restartNumberingAfterBreak="0">
+    <w:nsid w:val="262062EB"/>
+    <w:multiLevelType w:val="hybridMultilevel"/>
+    <w:tmpl w:val="2ED8A53A"/>
+    <w:lvl w:ilvl="0" w:tplc="4009000F">
+      <w:start w:val="1"/>
+      <w:numFmt w:val="decimal"/>
+      <w:lvlText w:val="%1."/>
+      <w:lvlJc w:val="left"/>
+      <w:pPr>
+        <w:ind w:left="720" w:hanging="360"/>
+      </w:pPr>
+      <w:rPr>
+        <w:rFonts w:hint="default"/>
+      </w:rPr>
+    </w:lvl>
+    <w:lvl w:ilvl="1" w:tplc="40090019" w:tentative="1">
+      <w:start w:val="1"/>
+      <w:numFmt w:val="lowerLetter"/>
+      <w:lvlText w:val="%2."/>
+      <w:lvlJc w:val="left"/>
+      <w:pPr>
+        <w:ind w:left="1440" w:hanging="360"/>
+      </w:pPr>
+    </w:lvl>
+    <w:lvl w:ilvl="2" w:tplc="4009001B" w:tentative="1">
+      <w:start w:val="1"/>
+      <w:numFmt w:val="lowerRoman"/>
+      <w:lvlText w:val="%3."/>
+      <w:lvlJc w:val="right"/>
+      <w:pPr>
+        <w:ind w:left="2160" w:hanging="180"/>
+      </w:pPr>
+    </w:lvl>
+    <w:lvl w:ilvl="3" w:tplc="4009000F" w:tentative="1">
+      <w:start w:val="1"/>
+      <w:numFmt w:val="decimal"/>
+      <w:lvlText w:val="%4."/>
+      <w:lvlJc w:val="left"/>
+      <w:pPr>
+        <w:ind w:left="2880" w:hanging="360"/>
+      </w:pPr>
+    </w:lvl>
+    <w:lvl w:ilvl="4" w:tplc="40090019" w:tentative="1">
+      <w:start w:val="1"/>
+      <w:numFmt w:val="lowerLetter"/>
+      <w:lvlText w:val="%5."/>
+      <w:lvlJc w:val="left"/>
+      <w:pPr>
+        <w:ind w:left="3600" w:hanging="360"/>
+      </w:pPr>
+    </w:lvl>
+    <w:lvl w:ilvl="5" w:tplc="4009001B" w:tentative="1">
+      <w:start w:val="1"/>
+      <w:numFmt w:val="lowerRoman"/>
+      <w:lvlText w:val="%6."/>
+      <w:lvlJc w:val="right"/>
+      <w:pPr>
+        <w:ind w:left="4320" w:hanging="180"/>
+      </w:pPr>
+    </w:lvl>
+    <w:lvl w:ilvl="6" w:tplc="4009000F" w:tentative="1">
+      <w:start w:val="1"/>
+      <w:numFmt w:val="decimal"/>
+      <w:lvlText w:val="%7."/>
+      <w:lvlJc w:val="left"/>
+      <w:pPr>
+        <w:ind w:left="5040" w:hanging="360"/>
+      </w:pPr>
+    </w:lvl>
+    <w:lvl w:ilvl="7" w:tplc="40090019" w:tentative="1">
+      <w:start w:val="1"/>
+      <w:numFmt w:val="lowerLetter"/>
+      <w:lvlText w:val="%8."/>
+      <w:lvlJc w:val="left"/>
+      <w:pPr>
+        <w:ind w:left="5760" w:hanging="360"/>
+      </w:pPr>
+    </w:lvl>
+    <w:lvl w:ilvl="8" w:tplc="4009001B" w:tentative="1">
+      <w:start w:val="1"/>
+      <w:numFmt w:val="lowerRoman"/>
+      <w:lvlText w:val="%9."/>
+      <w:lvlJc w:val="right"/>
+      <w:pPr>
+        <w:ind w:left="6480" w:hanging="180"/>
+      </w:pPr>
+    </w:lvl>
+  </w:abstractNum>
+  <w:abstractNum w:abstractNumId="11" w15:restartNumberingAfterBreak="0">
     <w:nsid w:val="27CF75E8"/>
     <w:multiLevelType w:val="multilevel"/>
     <w:tmpl w:val="47166790"/>
@@ -5773,7 +6000,7 @@
       </w:rPr>
     </w:lvl>
   </w:abstractNum>
-  <w:abstractNum w:abstractNumId="11" w15:restartNumberingAfterBreak="0">
+  <w:abstractNum w:abstractNumId="12" w15:restartNumberingAfterBreak="0">
     <w:nsid w:val="2811494E"/>
     <w:multiLevelType w:val="multilevel"/>
     <w:tmpl w:val="EF10EA2E"/>
@@ -5922,7 +6149,7 @@
       </w:rPr>
     </w:lvl>
   </w:abstractNum>
-  <w:abstractNum w:abstractNumId="12" w15:restartNumberingAfterBreak="0">
+  <w:abstractNum w:abstractNumId="13" w15:restartNumberingAfterBreak="0">
     <w:nsid w:val="28FC123A"/>
     <w:multiLevelType w:val="multilevel"/>
     <w:tmpl w:val="FF483B02"/>
@@ -6071,7 +6298,7 @@
       </w:rPr>
     </w:lvl>
   </w:abstractNum>
-  <w:abstractNum w:abstractNumId="13" w15:restartNumberingAfterBreak="0">
+  <w:abstractNum w:abstractNumId="14" w15:restartNumberingAfterBreak="0">
     <w:nsid w:val="2BA806B9"/>
     <w:multiLevelType w:val="multilevel"/>
     <w:tmpl w:val="11F0808E"/>
@@ -6220,7 +6447,7 @@
       </w:rPr>
     </w:lvl>
   </w:abstractNum>
-  <w:abstractNum w:abstractNumId="14" w15:restartNumberingAfterBreak="0">
+  <w:abstractNum w:abstractNumId="15" w15:restartNumberingAfterBreak="0">
     <w:nsid w:val="3E1D2A7B"/>
     <w:multiLevelType w:val="multilevel"/>
     <w:tmpl w:val="BA68ADEE"/>
@@ -6369,7 +6596,7 @@
       </w:rPr>
     </w:lvl>
   </w:abstractNum>
-  <w:abstractNum w:abstractNumId="15" w15:restartNumberingAfterBreak="0">
+  <w:abstractNum w:abstractNumId="16" w15:restartNumberingAfterBreak="0">
     <w:nsid w:val="44355D61"/>
     <w:multiLevelType w:val="multilevel"/>
     <w:tmpl w:val="24BC9220"/>
@@ -6518,7 +6745,7 @@
       </w:rPr>
     </w:lvl>
   </w:abstractNum>
-  <w:abstractNum w:abstractNumId="16" w15:restartNumberingAfterBreak="0">
+  <w:abstractNum w:abstractNumId="17" w15:restartNumberingAfterBreak="0">
     <w:nsid w:val="451F7C63"/>
     <w:multiLevelType w:val="multilevel"/>
     <w:tmpl w:val="897E3020"/>
@@ -6667,7 +6894,7 @@
       </w:rPr>
     </w:lvl>
   </w:abstractNum>
-  <w:abstractNum w:abstractNumId="17" w15:restartNumberingAfterBreak="0">
+  <w:abstractNum w:abstractNumId="18" w15:restartNumberingAfterBreak="0">
     <w:nsid w:val="4EF72FF2"/>
     <w:multiLevelType w:val="multilevel"/>
     <w:tmpl w:val="2F10D516"/>
@@ -6816,7 +7043,7 @@
       </w:rPr>
     </w:lvl>
   </w:abstractNum>
-  <w:abstractNum w:abstractNumId="18" w15:restartNumberingAfterBreak="0">
+  <w:abstractNum w:abstractNumId="19" w15:restartNumberingAfterBreak="0">
     <w:nsid w:val="52234C7D"/>
     <w:multiLevelType w:val="multilevel"/>
     <w:tmpl w:val="57DAB7D8"/>
@@ -6965,7 +7192,7 @@
       </w:rPr>
     </w:lvl>
   </w:abstractNum>
-  <w:abstractNum w:abstractNumId="19" w15:restartNumberingAfterBreak="0">
+  <w:abstractNum w:abstractNumId="20" w15:restartNumberingAfterBreak="0">
     <w:nsid w:val="58DE16E4"/>
     <w:multiLevelType w:val="multilevel"/>
     <w:tmpl w:val="D58A8A68"/>
@@ -7078,7 +7305,7 @@
       </w:pPr>
     </w:lvl>
   </w:abstractNum>
-  <w:abstractNum w:abstractNumId="20" w15:restartNumberingAfterBreak="0">
+  <w:abstractNum w:abstractNumId="21" w15:restartNumberingAfterBreak="0">
     <w:nsid w:val="5F674D3D"/>
     <w:multiLevelType w:val="hybridMultilevel"/>
     <w:tmpl w:val="FEDAA3AA"/>
@@ -7167,7 +7394,7 @@
       </w:pPr>
     </w:lvl>
   </w:abstractNum>
-  <w:abstractNum w:abstractNumId="21" w15:restartNumberingAfterBreak="0">
+  <w:abstractNum w:abstractNumId="22" w15:restartNumberingAfterBreak="0">
     <w:nsid w:val="66CC63BA"/>
     <w:multiLevelType w:val="multilevel"/>
     <w:tmpl w:val="5ACCC402"/>
@@ -7316,7 +7543,7 @@
       </w:rPr>
     </w:lvl>
   </w:abstractNum>
-  <w:abstractNum w:abstractNumId="22" w15:restartNumberingAfterBreak="0">
+  <w:abstractNum w:abstractNumId="23" w15:restartNumberingAfterBreak="0">
     <w:nsid w:val="74953E39"/>
     <w:multiLevelType w:val="hybridMultilevel"/>
     <w:tmpl w:val="5CC0A76A"/>
@@ -7405,7 +7632,7 @@
       </w:pPr>
     </w:lvl>
   </w:abstractNum>
-  <w:abstractNum w:abstractNumId="23" w15:restartNumberingAfterBreak="0">
+  <w:abstractNum w:abstractNumId="24" w15:restartNumberingAfterBreak="0">
     <w:nsid w:val="7F2506A3"/>
     <w:multiLevelType w:val="multilevel"/>
     <w:tmpl w:val="A9525744"/>
@@ -7555,13 +7782,13 @@
     </w:lvl>
   </w:abstractNum>
   <w:num w:numId="1">
-    <w:abstractNumId w:val="19"/>
+    <w:abstractNumId w:val="20"/>
   </w:num>
   <w:num w:numId="2">
-    <w:abstractNumId w:val="22"/>
+    <w:abstractNumId w:val="23"/>
   </w:num>
   <w:num w:numId="3">
-    <w:abstractNumId w:val="20"/>
+    <w:abstractNumId w:val="21"/>
   </w:num>
   <w:num w:numId="4">
     <w:abstractNumId w:val="1"/>
@@ -7570,28 +7797,28 @@
     <w:abstractNumId w:val="3"/>
   </w:num>
   <w:num w:numId="6">
-    <w:abstractNumId w:val="11"/>
+    <w:abstractNumId w:val="12"/>
   </w:num>
   <w:num w:numId="7">
-    <w:abstractNumId w:val="18"/>
+    <w:abstractNumId w:val="19"/>
   </w:num>
   <w:num w:numId="8">
-    <w:abstractNumId w:val="12"/>
+    <w:abstractNumId w:val="13"/>
   </w:num>
   <w:num w:numId="9">
     <w:abstractNumId w:val="6"/>
   </w:num>
   <w:num w:numId="10">
-    <w:abstractNumId w:val="10"/>
+    <w:abstractNumId w:val="11"/>
   </w:num>
   <w:num w:numId="11">
+    <w:abstractNumId w:val="17"/>
+  </w:num>
+  <w:num w:numId="12">
     <w:abstractNumId w:val="16"/>
   </w:num>
-  <w:num w:numId="12">
+  <w:num w:numId="13">
     <w:abstractNumId w:val="15"/>
-  </w:num>
-  <w:num w:numId="13">
-    <w:abstractNumId w:val="14"/>
   </w:num>
   <w:num w:numId="14">
     <w:abstractNumId w:val="0"/>
@@ -7603,13 +7830,13 @@
     <w:abstractNumId w:val="5"/>
   </w:num>
   <w:num w:numId="17">
-    <w:abstractNumId w:val="13"/>
+    <w:abstractNumId w:val="14"/>
   </w:num>
   <w:num w:numId="18">
     <w:abstractNumId w:val="8"/>
   </w:num>
   <w:num w:numId="19">
-    <w:abstractNumId w:val="23"/>
+    <w:abstractNumId w:val="24"/>
   </w:num>
   <w:num w:numId="20">
     <w:abstractNumId w:val="9"/>
@@ -7618,13 +7845,16 @@
     <w:abstractNumId w:val="4"/>
   </w:num>
   <w:num w:numId="22">
-    <w:abstractNumId w:val="17"/>
+    <w:abstractNumId w:val="18"/>
   </w:num>
   <w:num w:numId="23">
-    <w:abstractNumId w:val="21"/>
+    <w:abstractNumId w:val="22"/>
   </w:num>
   <w:num w:numId="24">
     <w:abstractNumId w:val="2"/>
+  </w:num>
+  <w:num w:numId="25">
+    <w:abstractNumId w:val="10"/>
   </w:num>
 </w:numbering>
 </file>
